--- a/docs/Design-Reskin-Brief.docx
+++ b/docs/Design-Reskin-Brief.docx
@@ -601,20 +601,29 @@
         <w:pStyle w:val="Heading3"/>
       </w:pPr>
       <w:r>
-        <w:t>2.1 There is a brand, and the app is roughly aligned to it</w:t>
+        <w:t>2.1 The base is the Get Lucky website, not this app</w:t>
       </w:r>
     </w:p>
     <w:p>
+      <w:r>
+        <w:rPr>
+          <w:b/>
+        </w:rPr>
+        <w:t>`getluckyjo/getlucky-www` is the design base for V2.</w:t>
+      </w:r>
+      <w:r>
+        <w:t xml:space="preserve"> Its </w:t>
+      </w:r>
       <w:r>
         <w:rPr>
           <w:rFonts w:ascii="Consolas" w:hAnsi="Consolas"/>
           <w:color w:val="A07820"/>
           <w:sz w:val="19"/>
         </w:rPr>
-        <w:t>docs/brand-guide.md</w:t>
-      </w:r>
-      <w:r>
-        <w:t xml:space="preserve"> documents a palette taken from the live site: deep forest greens (</w:t>
+        <w:t>src/app/globals.css</w:t>
+      </w:r>
+      <w:r>
+        <w:t xml:space="preserve"> is the cleanest expression of the brand we have: eleven colour tokens and two font families, with the Tailwind theme deriving from a single </w:t>
       </w:r>
       <w:r>
         <w:rPr>
@@ -622,10 +631,34 @@
           <w:color w:val="A07820"/>
           <w:sz w:val="19"/>
         </w:rPr>
-        <w:t>#1e3120</w:t>
-      </w:r>
-      <w:r>
-        <w:t xml:space="preserve">, </w:t>
+        <w:t>:root</w:t>
+      </w:r>
+      <w:r>
+        <w:t xml:space="preserve"> block instead of duplicating it. Fifty-nine lines, and it is right.</w:t>
+      </w:r>
+    </w:p>
+    <w:p>
+      <w:pPr>
+        <w:ind w:left="360"/>
+      </w:pPr>
+      <w:r>
+        <w:rPr>
+          <w:rFonts w:ascii="Consolas" w:hAnsi="Consolas"/>
+          <w:color w:val="444444"/>
+          <w:sz w:val="18"/>
+        </w:rPr>
+        <w:t>--background #f5f0e1   --green      #335231   --gold        #c9a94e</w:t>
+        <w:br/>
+        <w:t>--foreground #1a1a1a   --green-light #4a7a3d  --gold-light  #e8d48b</w:t>
+        <w:br/>
+        <w:t>--cream      #f5f0e1   --green-dark  #1e3120  --charcoal    #2a2a2a</w:t>
+        <w:br/>
+        <w:t>--cream-dark #e8e0cc                          --charcoal-light #3a3a3a</w:t>
+      </w:r>
+    </w:p>
+    <w:p>
+      <w:r>
+        <w:t xml:space="preserve">Display is Poster Gothic Round ATF at weight 800, self-hosted; body is Inter at 300–700. Focus rings are 2px gold at 2px offset. A copy of the file is in </w:t>
       </w:r>
       <w:r>
         <w:rPr>
@@ -633,48 +666,35 @@
           <w:color w:val="A07820"/>
           <w:sz w:val="19"/>
         </w:rPr>
-        <w:t>#335231</w:t>
-      </w:r>
-      <w:r>
-        <w:t xml:space="preserve">, </w:t>
-      </w:r>
-      <w:r>
-        <w:rPr>
-          <w:rFonts w:ascii="Consolas" w:hAnsi="Consolas"/>
-          <w:color w:val="A07820"/>
-          <w:sz w:val="19"/>
-        </w:rPr>
-        <w:t>#4a7a3d</w:t>
-      </w:r>
-      <w:r>
-        <w:t>), gold (</w:t>
-      </w:r>
-      <w:r>
-        <w:rPr>
-          <w:rFonts w:ascii="Consolas" w:hAnsi="Consolas"/>
-          <w:color w:val="A07820"/>
-          <w:sz w:val="19"/>
-        </w:rPr>
-        <w:t>#c9a94e</w:t>
-      </w:r>
-      <w:r>
-        <w:t>), cream (</w:t>
-      </w:r>
-      <w:r>
-        <w:rPr>
-          <w:rFonts w:ascii="Consolas" w:hAnsi="Consolas"/>
-          <w:color w:val="A07820"/>
-          <w:sz w:val="19"/>
-        </w:rPr>
-        <w:t>#f5f0e1</w:t>
-      </w:r>
-      <w:r>
-        <w:t>), with Poster Gothic for display and Inter for body. The app's design tokens now match those values. The mood is "accessible luxury": prize numbers set large, gold on green, high-quality course photography, paired with insurance-backed trust signals.</w:t>
+        <w:t>design/01-tokens/getlucky-www-globals.css</w:t>
+      </w:r>
+      <w:r>
+        <w:t>, and the token sheet is built from it.</w:t>
       </w:r>
     </w:p>
     <w:p>
       <w:r>
-        <w:t>That much is sound and is the starting point, not something to discard.</w:t>
+        <w:t>The mood is "accessible luxury": prize numbers set large, gold on green, course photography, paired with insurance-backed trust signals.</w:t>
+      </w:r>
+    </w:p>
+    <w:p>
+      <w:r>
+        <w:rPr>
+          <w:b/>
+        </w:rPr>
+        <w:t>The palette is open.</w:t>
+      </w:r>
+      <w:r>
+        <w:t xml:space="preserve"> This is Get Lucky V2, not a tidy-up — you are free to repoint any colour. The website values are the starting point, not a constraint. What the app should inherit regardless is the </w:t>
+      </w:r>
+      <w:r>
+        <w:rPr>
+          <w:i/>
+        </w:rPr>
+        <w:t>architecture</w:t>
+      </w:r>
+      <w:r>
+        <w:t>: one source of truth, tokens that are actually used.</w:t>
       </w:r>
     </w:p>
     <w:p>
@@ -687,7 +707,7 @@
     </w:p>
     <w:p>
       <w:r>
-        <w:t xml:space="preserve">The app declares a clean set of design tokens and then largely ignores them. </w:t>
+        <w:t xml:space="preserve">The app has drifted from the website and then drifted from itself. It declares a clean set of design tokens and largely ignores them. </w:t>
       </w:r>
       <w:r>
         <w:rPr>
@@ -712,6 +732,44 @@
     </w:p>
     <w:p>
       <w:r>
+        <w:t xml:space="preserve">It has also drifted from the website's naming: the app calls the brand green </w:t>
+      </w:r>
+      <w:r>
+        <w:rPr>
+          <w:rFonts w:ascii="Consolas" w:hAnsi="Consolas"/>
+          <w:color w:val="A07820"/>
+          <w:sz w:val="19"/>
+        </w:rPr>
+        <w:t>--green-deep</w:t>
+      </w:r>
+      <w:r>
+        <w:t xml:space="preserve"> where the website calls it </w:t>
+      </w:r>
+      <w:r>
+        <w:rPr>
+          <w:rFonts w:ascii="Consolas" w:hAnsi="Consolas"/>
+          <w:color w:val="A07820"/>
+          <w:sz w:val="19"/>
+        </w:rPr>
+        <w:t>--green</w:t>
+      </w:r>
+      <w:r>
+        <w:t xml:space="preserve">, and it references </w:t>
+      </w:r>
+      <w:r>
+        <w:rPr>
+          <w:rFonts w:ascii="Consolas" w:hAnsi="Consolas"/>
+          <w:color w:val="A07820"/>
+          <w:sz w:val="19"/>
+        </w:rPr>
+        <w:t>--font-heading</w:t>
+      </w:r>
+      <w:r>
+        <w:t>, a variable the website defines and the app never did — so it currently resolves to nothing.</w:t>
+      </w:r>
+    </w:p>
+    <w:p>
+      <w:r>
         <w:t xml:space="preserve">The practical consequence: </w:t>
       </w:r>
       <w:r>
@@ -721,7 +779,7 @@
         <w:t>changing a colour today changes almost nothing.</w:t>
       </w:r>
       <w:r>
-        <w:t xml:space="preserve"> This is being fixed on the engineering side while you design — see section 8 — so that your palette lands in one place rather than 45.</w:t>
+        <w:t xml:space="preserve"> This is being fixed on the engineering side while you design — see section 8 — so that your palette lands in one place rather than 45, under the website's naming.</w:t>
       </w:r>
     </w:p>
     <w:p>
@@ -742,20 +800,28 @@
         <w:pStyle w:val="Heading3"/>
       </w:pPr>
       <w:r>
-        <w:t>2.4 The logo is a machine trace in the wrong colour</w:t>
+        <w:t>2.4 The app is not using the real logo</w:t>
       </w:r>
     </w:p>
     <w:p>
+      <w:r>
+        <w:t>The actual Get Lucky mark — hand-lettered cream script with a forest-green shadow, over "GOLF" in a condensed sans — lives in the website repository, along with a properly drawn reversed variant for dark backgrounds and a separate challenge lockup. It is good work.</w:t>
+      </w:r>
+    </w:p>
+    <w:p>
+      <w:r>
+        <w:t xml:space="preserve">The app is not using it. </w:t>
+      </w:r>
       <w:r>
         <w:rPr>
           <w:rFonts w:ascii="Consolas" w:hAnsi="Consolas"/>
           <w:color w:val="A07820"/>
           <w:sz w:val="19"/>
         </w:rPr>
-        <w:t>logo.svg</w:t>
-      </w:r>
-      <w:r>
-        <w:t xml:space="preserve"> is a single auto-vectorised path filled </w:t>
+        <w:t>public/logo.svg</w:t>
+      </w:r>
+      <w:r>
+        <w:t xml:space="preserve"> in the app is an unrelated machine-traced path filled emerald </w:t>
       </w:r>
       <w:r>
         <w:rPr>
@@ -766,7 +832,75 @@
         <w:t>#007728</w:t>
       </w:r>
       <w:r>
-        <w:t xml:space="preserve"> — a bright emerald that contradicts the brand's forest green. The version that actually ships is a 292 KB PNG. The favicon is a 296 KB PNG. There is no reversed lockup, so on dark backgrounds the app fakes one with a CSS filter that flattens the mark to pure white.</w:t>
+        <w:t>, and what actually ships is a 292 KB PNG. That file should be deleted rather than redrawn.</w:t>
+      </w:r>
+    </w:p>
+    <w:p>
+      <w:r>
+        <w:t>Two real gaps remain even with the website's assets:</w:t>
+      </w:r>
+    </w:p>
+    <w:p>
+      <w:pPr>
+        <w:pStyle w:val="ListBullet"/>
+        <w:spacing w:after="60"/>
+      </w:pPr>
+      <w:r>
+        <w:rPr>
+          <w:b/>
+        </w:rPr>
+        <w:t>No vector master anywhere.</w:t>
+      </w:r>
+      <w:r>
+        <w:t xml:space="preserve"> Every logo file in either repository is a PNG at roughly 2932 x 2195. There is no </w:t>
+      </w:r>
+      <w:r>
+        <w:rPr>
+          <w:rFonts w:ascii="Consolas" w:hAnsi="Consolas"/>
+          <w:color w:val="A07820"/>
+          <w:sz w:val="19"/>
+        </w:rPr>
+        <w:t>.ai</w:t>
+      </w:r>
+      <w:r>
+        <w:t xml:space="preserve">, </w:t>
+      </w:r>
+      <w:r>
+        <w:rPr>
+          <w:rFonts w:ascii="Consolas" w:hAnsi="Consolas"/>
+          <w:color w:val="A07820"/>
+          <w:sz w:val="19"/>
+        </w:rPr>
+        <w:t>.svg</w:t>
+      </w:r>
+      <w:r>
+        <w:t xml:space="preserve"> or </w:t>
+      </w:r>
+      <w:r>
+        <w:rPr>
+          <w:rFonts w:ascii="Consolas" w:hAnsi="Consolas"/>
+          <w:color w:val="A07820"/>
+          <w:sz w:val="19"/>
+        </w:rPr>
+        <w:t>.eps</w:t>
+      </w:r>
+      <w:r>
+        <w:t>.</w:t>
+      </w:r>
+    </w:p>
+    <w:p>
+      <w:pPr>
+        <w:pStyle w:val="ListBullet"/>
+        <w:spacing w:after="60"/>
+      </w:pPr>
+      <w:r>
+        <w:rPr>
+          <w:b/>
+        </w:rPr>
+        <w:t>No icon-only mark.</w:t>
+      </w:r>
+      <w:r>
+        <w:t xml:space="preserve"> The lockup is script lettering — excellent at 200px, unreadable at 24px. A mobile app needs a mark for the tab bar, the favicon, the app icon and the avatar. One does not exist, and drawing it is the highest-value single thing in this engagement.</w:t>
       </w:r>
     </w:p>
     <w:p>
@@ -2431,6 +2565,44 @@
     </w:p>
     <w:p>
       <w:r>
+        <w:t xml:space="preserve">Each row is marked with its </w:t>
+      </w:r>
+      <w:r>
+        <w:rPr>
+          <w:rFonts w:ascii="Consolas" w:hAnsi="Consolas"/>
+          <w:color w:val="A07820"/>
+          <w:sz w:val="19"/>
+        </w:rPr>
+        <w:t>source</w:t>
+      </w:r>
+      <w:r>
+        <w:t xml:space="preserve">: </w:t>
+      </w:r>
+      <w:r>
+        <w:rPr>
+          <w:rFonts w:ascii="Consolas" w:hAnsi="Consolas"/>
+          <w:color w:val="A07820"/>
+          <w:sz w:val="19"/>
+        </w:rPr>
+        <w:t>getlucky-www</w:t>
+      </w:r>
+      <w:r>
+        <w:t xml:space="preserve"> for values taken from the website, </w:t>
+      </w:r>
+      <w:r>
+        <w:rPr>
+          <w:rFonts w:ascii="Consolas" w:hAnsi="Consolas"/>
+          <w:color w:val="A07820"/>
+          <w:sz w:val="19"/>
+        </w:rPr>
+        <w:t>app-only</w:t>
+      </w:r>
+      <w:r>
+        <w:t xml:space="preserve"> for things the app needs and the website has no equivalent for — error states, the bottom tab bar, motion, the fluid spacing scale.</w:t>
+      </w:r>
+    </w:p>
+    <w:p>
+      <w:r>
         <w:rPr>
           <w:rFonts w:ascii="Consolas" w:hAnsi="Consolas"/>
           <w:color w:val="A07820"/>
@@ -2439,7 +2611,7 @@
         <w:t>design/01-tokens/README.md</w:t>
       </w:r>
       <w:r>
-        <w:t xml:space="preserve"> explains both, and carries the contrast table you should read before committing to gold anywhere.</w:t>
+        <w:t xml:space="preserve"> explains both sheets, and carries the contrast table you should read before committing to gold anywhere.</w:t>
       </w:r>
     </w:p>
     <w:p>
@@ -4042,7 +4214,100 @@
         <w:t>token consolidation pass</w:t>
       </w:r>
       <w:r>
-        <w:t>: replacing all 350 hardcoded colour values with references to the design tokens, collapsing the two duplicate token declarations into one, and removing five dead token references that currently resolve to nothing. It also puts an icon component in place with today's emoji inside it, so your SVGs become a straight swap rather than a refactor.</w:t>
+        <w:t xml:space="preserve">, bringing the app onto the website's token architecture: adopting </w:t>
+      </w:r>
+      <w:r>
+        <w:rPr>
+          <w:rFonts w:ascii="Consolas" w:hAnsi="Consolas"/>
+          <w:color w:val="A07820"/>
+          <w:sz w:val="19"/>
+        </w:rPr>
+        <w:t>getlucky-www</w:t>
+      </w:r>
+      <w:r>
+        <w:t>'s naming (</w:t>
+      </w:r>
+      <w:r>
+        <w:rPr>
+          <w:rFonts w:ascii="Consolas" w:hAnsi="Consolas"/>
+          <w:color w:val="A07820"/>
+          <w:sz w:val="19"/>
+        </w:rPr>
+        <w:t>--green</w:t>
+      </w:r>
+      <w:r>
+        <w:t xml:space="preserve">, </w:t>
+      </w:r>
+      <w:r>
+        <w:rPr>
+          <w:rFonts w:ascii="Consolas" w:hAnsi="Consolas"/>
+          <w:color w:val="A07820"/>
+          <w:sz w:val="19"/>
+        </w:rPr>
+        <w:t>--green-light</w:t>
+      </w:r>
+      <w:r>
+        <w:t xml:space="preserve">, </w:t>
+      </w:r>
+      <w:r>
+        <w:rPr>
+          <w:rFonts w:ascii="Consolas" w:hAnsi="Consolas"/>
+          <w:color w:val="A07820"/>
+          <w:sz w:val="19"/>
+        </w:rPr>
+        <w:t>--charcoal</w:t>
+      </w:r>
+      <w:r>
+        <w:t xml:space="preserve">), collapsing the app's two duplicate token declarations into one </w:t>
+      </w:r>
+      <w:r>
+        <w:rPr>
+          <w:rFonts w:ascii="Consolas" w:hAnsi="Consolas"/>
+          <w:color w:val="A07820"/>
+          <w:sz w:val="19"/>
+        </w:rPr>
+        <w:t>:root</w:t>
+      </w:r>
+      <w:r>
+        <w:t xml:space="preserve"> block that the Tailwind theme derives from, replacing all 350 hardcoded colour values with token references, and removing the dead references that currently resolve to nothing — including </w:t>
+      </w:r>
+      <w:r>
+        <w:rPr>
+          <w:rFonts w:ascii="Consolas" w:hAnsi="Consolas"/>
+          <w:color w:val="A07820"/>
+          <w:sz w:val="19"/>
+        </w:rPr>
+        <w:t>--font-heading</w:t>
+      </w:r>
+      <w:r>
+        <w:t>, which the website defines and the app only ever pointed at.</w:t>
+      </w:r>
+    </w:p>
+    <w:p>
+      <w:r>
+        <w:t xml:space="preserve">It also puts an icon component in place with today's emoji inside it, so your SVGs become a straight swap rather than a refactor, and moves the display font to the </w:t>
+      </w:r>
+      <w:r>
+        <w:rPr>
+          <w:rFonts w:ascii="Consolas" w:hAnsi="Consolas"/>
+          <w:color w:val="A07820"/>
+          <w:sz w:val="19"/>
+        </w:rPr>
+        <w:t>.woff2</w:t>
+      </w:r>
+      <w:r>
+        <w:t xml:space="preserve"> the website already uses — 28 KB against the 97 KB </w:t>
+      </w:r>
+      <w:r>
+        <w:rPr>
+          <w:rFonts w:ascii="Consolas" w:hAnsi="Consolas"/>
+          <w:color w:val="A07820"/>
+          <w:sz w:val="19"/>
+        </w:rPr>
+        <w:t>.otf</w:t>
+      </w:r>
+      <w:r>
+        <w:t xml:space="preserve"> the app ships.</w:t>
       </w:r>
     </w:p>
     <w:p>
@@ -4058,7 +4323,7 @@
     </w:p>
     <w:p>
       <w:r>
-        <w:t>It runs while you draw, so it costs no calendar time. It also means the token sheet you are filling in will actually govern the app, which today it would not.</w:t>
+        <w:t>It runs while you draw, so it costs no calendar time. It also means the token sheet you are filling in will actually govern the app, which today it would not — and that the app and the website will finally be speaking the same language.</w:t>
       </w:r>
     </w:p>
     <w:p>
@@ -4066,10 +4331,58 @@
         <w:pStyle w:val="Heading2"/>
       </w:pPr>
       <w:r>
-        <w:t>9. One open question for the creative director</w:t>
+        <w:t>9. The palette is open</w:t>
       </w:r>
     </w:p>
     <w:p>
+      <w:r>
+        <w:t xml:space="preserve">An earlier draft of this brief left this undecided. It is decided: </w:t>
+      </w:r>
+      <w:r>
+        <w:rPr>
+          <w:b/>
+        </w:rPr>
+        <w:t>you may repoint the colours.</w:t>
+      </w:r>
+      <w:r>
+        <w:t xml:space="preserve"> This is Get Lucky V2.</w:t>
+      </w:r>
+    </w:p>
+    <w:p>
+      <w:r>
+        <w:t xml:space="preserve">The forest/gold/cream palette in </w:t>
+      </w:r>
+      <w:r>
+        <w:rPr>
+          <w:rFonts w:ascii="Consolas" w:hAnsi="Consolas"/>
+          <w:color w:val="A07820"/>
+          <w:sz w:val="19"/>
+        </w:rPr>
+        <w:t>design/01-tokens/tokens.csv</w:t>
+      </w:r>
+      <w:r>
+        <w:t xml:space="preserve"> is taken from the live website and is the starting point — a considered, coherent scheme that works. But nothing in it is locked, and if V2 wants a different direction, propose it in the token sheet.</w:t>
+      </w:r>
+    </w:p>
+    <w:p>
+      <w:r>
+        <w:t>Two consequences worth stating plainly:</w:t>
+      </w:r>
+    </w:p>
+    <w:p>
+      <w:pPr>
+        <w:pStyle w:val="ListBullet"/>
+        <w:spacing w:after="60"/>
+      </w:pPr>
+      <w:r>
+        <w:rPr>
+          <w:b/>
+        </w:rPr>
+        <w:t>The website will eventually follow the app, not the other way round.</w:t>
+      </w:r>
+      <w:r>
+        <w:t xml:space="preserve"> </w:t>
+      </w:r>
       <w:r>
         <w:rPr>
           <w:rFonts w:ascii="Consolas" w:hAnsi="Consolas"/>
@@ -4079,15 +4392,18 @@
         <w:t>docs/brand-guide.md</w:t>
       </w:r>
       <w:r>
-        <w:t xml:space="preserve"> names the live website as the source of truth for the palette and states that where the site and the app disagree, the site wins.</w:t>
-      </w:r>
-    </w:p>
-    <w:p>
+        <w:t xml:space="preserve"> in the app repository still says the live site wins where the two disagree. That rule is now retired. Whatever V2 lands on becomes the brand, and </w:t>
+      </w:r>
       <w:r>
         <w:rPr>
-          <w:b/>
+          <w:rFonts w:ascii="Consolas" w:hAnsi="Consolas"/>
+          <w:color w:val="A07820"/>
+          <w:sz w:val="19"/>
         </w:rPr>
-        <w:t>We need to decide together whether that still holds.</w:t>
+        <w:t>getluckyjo/getlucky-www</w:t>
+      </w:r>
+      <w:r>
+        <w:t xml:space="preserve"> gets brought in line afterwards.</w:t>
       </w:r>
     </w:p>
     <w:p>
@@ -4096,39 +4412,13 @@
         <w:spacing w:after="60"/>
       </w:pPr>
       <w:r>
-        <w:t xml:space="preserve">If the forest/gold/cream palette is </w:t>
-      </w:r>
-      <w:r>
         <w:rPr>
           <w:b/>
         </w:rPr>
-        <w:t>locked</w:t>
-      </w:r>
-      <w:r>
-        <w:t>, the colour rows in the token sheet are reference material, and this engagement is layout, hierarchy, iconography, the logo and typography. A tighter and cheaper brief.</w:t>
-      </w:r>
-    </w:p>
-    <w:p>
-      <w:pPr>
-        <w:pStyle w:val="ListBullet"/>
-        <w:spacing w:after="60"/>
-      </w:pPr>
-      <w:r>
-        <w:t xml:space="preserve">If the palette is </w:t>
-      </w:r>
-      <w:r>
-        <w:rPr>
-          <w:b/>
-        </w:rPr>
-        <w:t>open</w:t>
-      </w:r>
-      <w:r>
-        <w:t>, the token sheet's colour rows are genuinely yours, and the marketing site will eventually need to follow the app rather than lead it.</w:t>
-      </w:r>
-    </w:p>
-    <w:p>
-      <w:r>
-        <w:t>Either is a legitimate answer and the pack works both ways. But it changes what the pilot is really testing, so it should be settled before you start rather than discovered at review. Raise it in the kick-off.</w:t>
+        <w:t>Repointing colour is cheap; repointing structure is not.</w:t>
+      </w:r>
+      <w:r>
+        <w:t xml:space="preserve"> The token architecture, the naming, and the discipline of using tokens instead of literals should survive whatever you do to the values. That is what section 8 is putting in place.</w:t>
       </w:r>
     </w:p>
     <w:p>
@@ -4166,6 +4456,28 @@
         <w:rPr>
           <w:b/>
         </w:rPr>
+        <w:t>The website.</w:t>
+      </w:r>
+      <w:r>
+        <w:t xml:space="preserve"> </w:t>
+      </w:r>
+      <w:r>
+        <w:rPr>
+          <w:rFonts w:ascii="Consolas" w:hAnsi="Consolas"/>
+          <w:color w:val="A07820"/>
+          <w:sz w:val="19"/>
+        </w:rPr>
+        <w:t>getluckyjo/getlucky-www</w:t>
+      </w:r>
+      <w:r>
+        <w:t xml:space="preserve"> is the V2 base — its stylesheet, its logo files and the licensed display font are all copied into the design pack, and the live site is at www.getluckygolf.co.za. Look at it before you look at the app.</w:t>
+      </w:r>
+    </w:p>
+    <w:p>
+      <w:r>
+        <w:rPr>
+          <w:b/>
+        </w:rPr>
         <w:t>Access.</w:t>
       </w:r>
       <w:r>
@@ -4197,7 +4509,7 @@
         <w:spacing w:after="60"/>
       </w:pPr>
       <w:r>
-        <w:t>Kick-off call. Settle the palette question in section 9.</w:t>
+        <w:t>Kick-off call.</w:t>
       </w:r>
     </w:p>
     <w:p>
